--- a/python/python1_rest_api_basics_self_study.docx
+++ b/python/python1_rest_api_basics_self_study.docx
@@ -668,6 +668,53 @@
     <w:p>
       <w:pPr>
         <w:pStyle w:val="ListParagraph"/>
+        <w:numPr>
+          <w:ilvl w:val="0"/>
+          <w:numId w:val="6"/>
+        </w:numPr>
+        <w:ind w:left="360"/>
+        <w:jc w:val="both"/>
+        <w:rPr>
+          <w:sz w:val="32"/>
+          <w:szCs w:val="32"/>
+        </w:rPr>
+      </w:pPr>
+      <w:r>
+        <w:rPr>
+          <w:b/>
+          <w:bCs/>
+          <w:sz w:val="32"/>
+          <w:szCs w:val="32"/>
+        </w:rPr>
+        <w:t>URL</w:t>
+      </w:r>
+      <w:r>
+        <w:rPr>
+          <w:sz w:val="32"/>
+          <w:szCs w:val="32"/>
+        </w:rPr>
+        <w:t xml:space="preserve"> vs </w:t>
+      </w:r>
+      <w:r>
+        <w:rPr>
+          <w:b/>
+          <w:bCs/>
+          <w:sz w:val="32"/>
+          <w:szCs w:val="32"/>
+        </w:rPr>
+        <w:t>URI</w:t>
+      </w:r>
+      <w:r>
+        <w:rPr>
+          <w:sz w:val="32"/>
+          <w:szCs w:val="32"/>
+        </w:rPr>
+        <w:t>………………………………………………………21</w:t>
+      </w:r>
+    </w:p>
+    <w:p>
+      <w:pPr>
+        <w:pStyle w:val="ListParagraph"/>
         <w:ind w:left="360"/>
         <w:jc w:val="both"/>
         <w:rPr>
@@ -753,7 +800,21 @@
           <w:sz w:val="32"/>
           <w:szCs w:val="32"/>
         </w:rPr>
-        <w:t xml:space="preserve"> is bundled with python but no user-friendly.</w:t>
+        <w:t xml:space="preserve"> is bundled with python but no</w:t>
+      </w:r>
+      <w:r>
+        <w:rPr>
+          <w:sz w:val="32"/>
+          <w:szCs w:val="32"/>
+        </w:rPr>
+        <w:t>t</w:t>
+      </w:r>
+      <w:r>
+        <w:rPr>
+          <w:sz w:val="32"/>
+          <w:szCs w:val="32"/>
+        </w:rPr>
+        <w:t xml:space="preserve"> user-friendly.</w:t>
       </w:r>
       <w:r>
         <w:rPr>
@@ -10169,6 +10230,31 @@
     </w:p>
     <w:p>
       <w:pPr>
+        <w:jc w:val="center"/>
+        <w:rPr>
+          <w:sz w:val="32"/>
+          <w:szCs w:val="32"/>
+        </w:rPr>
+      </w:pPr>
+      <w:r>
+        <w:rPr>
+          <w:sz w:val="32"/>
+          <w:szCs w:val="32"/>
+        </w:rPr>
+        <w:t>Break</w:t>
+      </w:r>
+    </w:p>
+    <w:p>
+      <w:pPr>
+        <w:jc w:val="both"/>
+        <w:rPr>
+          <w:sz w:val="32"/>
+          <w:szCs w:val="32"/>
+        </w:rPr>
+      </w:pPr>
+    </w:p>
+    <w:p>
+      <w:pPr>
         <w:jc w:val="both"/>
         <w:rPr>
           <w:b/>
@@ -10260,15 +10346,6 @@
         <w:t>MultipartaRequest</w:t>
       </w:r>
       <w:proofErr w:type="spellEnd"/>
-    </w:p>
-    <w:p>
-      <w:pPr>
-        <w:jc w:val="both"/>
-        <w:rPr>
-          <w:sz w:val="32"/>
-          <w:szCs w:val="32"/>
-        </w:rPr>
-      </w:pPr>
     </w:p>
     <w:p>
       <w:pPr>
@@ -14070,6 +14147,1783 @@
     </w:p>
     <w:p>
       <w:pPr>
+        <w:jc w:val="both"/>
+        <w:rPr>
+          <w:sz w:val="32"/>
+          <w:szCs w:val="32"/>
+        </w:rPr>
+      </w:pPr>
+    </w:p>
+    <w:p>
+      <w:pPr>
+        <w:jc w:val="center"/>
+        <w:rPr>
+          <w:sz w:val="32"/>
+          <w:szCs w:val="32"/>
+        </w:rPr>
+      </w:pPr>
+      <w:r>
+        <w:rPr>
+          <w:sz w:val="32"/>
+          <w:szCs w:val="32"/>
+        </w:rPr>
+        <w:lastRenderedPageBreak/>
+        <w:t>Break</w:t>
+      </w:r>
+    </w:p>
+    <w:p>
+      <w:pPr>
+        <w:jc w:val="both"/>
+        <w:rPr>
+          <w:sz w:val="32"/>
+          <w:szCs w:val="32"/>
+        </w:rPr>
+      </w:pPr>
+    </w:p>
+    <w:p>
+      <w:pPr>
+        <w:jc w:val="both"/>
+        <w:rPr>
+          <w:sz w:val="32"/>
+          <w:szCs w:val="32"/>
+        </w:rPr>
+      </w:pPr>
+      <w:r>
+        <w:rPr>
+          <w:b/>
+          <w:bCs/>
+          <w:sz w:val="32"/>
+          <w:szCs w:val="32"/>
+        </w:rPr>
+        <w:t>URL vs URI:</w:t>
+      </w:r>
+    </w:p>
+    <w:p>
+      <w:pPr>
+        <w:jc w:val="both"/>
+        <w:rPr>
+          <w:sz w:val="32"/>
+          <w:szCs w:val="32"/>
+        </w:rPr>
+      </w:pPr>
+      <w:r>
+        <w:rPr>
+          <w:sz w:val="32"/>
+          <w:szCs w:val="32"/>
+        </w:rPr>
+        <w:t># URL is subtype of URI.</w:t>
+      </w:r>
+    </w:p>
+    <w:p>
+      <w:pPr>
+        <w:jc w:val="both"/>
+        <w:rPr>
+          <w:b/>
+          <w:bCs/>
+          <w:sz w:val="28"/>
+          <w:szCs w:val="28"/>
+        </w:rPr>
+      </w:pPr>
+      <w:r>
+        <w:rPr>
+          <w:b/>
+          <w:bCs/>
+          <w:sz w:val="28"/>
+          <w:szCs w:val="28"/>
+        </w:rPr>
+        <w:t>URI</w:t>
+      </w:r>
+    </w:p>
+    <w:p>
+      <w:pPr>
+        <w:jc w:val="both"/>
+        <w:rPr>
+          <w:b/>
+          <w:bCs/>
+          <w:sz w:val="28"/>
+          <w:szCs w:val="28"/>
+        </w:rPr>
+      </w:pPr>
+      <w:r>
+        <w:rPr>
+          <w:rFonts w:ascii="Arial" w:hAnsi="Arial" w:cs="Arial"/>
+          <w:b/>
+          <w:bCs/>
+          <w:sz w:val="28"/>
+          <w:szCs w:val="28"/>
+        </w:rPr>
+        <w:t>├</w:t>
+      </w:r>
+      <w:r>
+        <w:rPr>
+          <w:rFonts w:ascii="Aptos" w:hAnsi="Aptos" w:cs="Aptos"/>
+          <w:b/>
+          <w:bCs/>
+          <w:sz w:val="28"/>
+          <w:szCs w:val="28"/>
+        </w:rPr>
+        <w:t>──</w:t>
+      </w:r>
+      <w:r>
+        <w:rPr>
+          <w:b/>
+          <w:bCs/>
+          <w:sz w:val="28"/>
+          <w:szCs w:val="28"/>
+        </w:rPr>
+        <w:t xml:space="preserve"> URL</w:t>
+      </w:r>
+    </w:p>
+    <w:p>
+      <w:pPr>
+        <w:jc w:val="both"/>
+        <w:rPr>
+          <w:b/>
+          <w:bCs/>
+          <w:sz w:val="28"/>
+          <w:szCs w:val="28"/>
+        </w:rPr>
+      </w:pPr>
+      <w:r>
+        <w:rPr>
+          <w:b/>
+          <w:bCs/>
+          <w:sz w:val="28"/>
+          <w:szCs w:val="28"/>
+        </w:rPr>
+        <w:t>└── Other URI types</w:t>
+      </w:r>
+    </w:p>
+    <w:p>
+      <w:pPr>
+        <w:jc w:val="both"/>
+        <w:rPr>
+          <w:sz w:val="32"/>
+          <w:szCs w:val="32"/>
+        </w:rPr>
+      </w:pPr>
+      <w:r>
+        <w:rPr>
+          <w:sz w:val="32"/>
+          <w:szCs w:val="32"/>
+        </w:rPr>
+        <w:t># URI (Uniform Resource Identifier) identifies something. Like all of these are URI:</w:t>
+      </w:r>
+    </w:p>
+    <w:p>
+      <w:pPr>
+        <w:jc w:val="both"/>
+        <w:rPr>
+          <w:b/>
+          <w:bCs/>
+          <w:sz w:val="32"/>
+          <w:szCs w:val="32"/>
+        </w:rPr>
+      </w:pPr>
+      <w:r>
+        <w:rPr>
+          <w:b/>
+          <w:bCs/>
+          <w:sz w:val="32"/>
+          <w:szCs w:val="32"/>
+        </w:rPr>
+        <w:t>https://example.com/todo/123</w:t>
+      </w:r>
+    </w:p>
+    <w:p>
+      <w:pPr>
+        <w:jc w:val="both"/>
+        <w:rPr>
+          <w:b/>
+          <w:bCs/>
+          <w:sz w:val="32"/>
+          <w:szCs w:val="32"/>
+        </w:rPr>
+      </w:pPr>
+      <w:r>
+        <w:rPr>
+          <w:b/>
+          <w:bCs/>
+          <w:sz w:val="32"/>
+          <w:szCs w:val="32"/>
+        </w:rPr>
+        <w:t>mailto:user@example.com</w:t>
+      </w:r>
+    </w:p>
+    <w:p>
+      <w:pPr>
+        <w:jc w:val="both"/>
+        <w:rPr>
+          <w:b/>
+          <w:bCs/>
+          <w:sz w:val="32"/>
+          <w:szCs w:val="32"/>
+        </w:rPr>
+      </w:pPr>
+      <w:proofErr w:type="spellStart"/>
+      <w:proofErr w:type="gramStart"/>
+      <w:r>
+        <w:rPr>
+          <w:b/>
+          <w:bCs/>
+          <w:sz w:val="32"/>
+          <w:szCs w:val="32"/>
+        </w:rPr>
+        <w:t>tel</w:t>
+      </w:r>
+      <w:proofErr w:type="spellEnd"/>
+      <w:r>
+        <w:rPr>
+          <w:b/>
+          <w:bCs/>
+          <w:sz w:val="32"/>
+          <w:szCs w:val="32"/>
+        </w:rPr>
+        <w:t>:+</w:t>
+      </w:r>
+      <w:proofErr w:type="gramEnd"/>
+      <w:r>
+        <w:rPr>
+          <w:b/>
+          <w:bCs/>
+          <w:sz w:val="32"/>
+          <w:szCs w:val="32"/>
+        </w:rPr>
+        <w:t>880123456789</w:t>
+      </w:r>
+    </w:p>
+    <w:p>
+      <w:pPr>
+        <w:jc w:val="both"/>
+        <w:rPr>
+          <w:b/>
+          <w:bCs/>
+          <w:sz w:val="32"/>
+          <w:szCs w:val="32"/>
+        </w:rPr>
+      </w:pPr>
+      <w:r>
+        <w:rPr>
+          <w:b/>
+          <w:bCs/>
+          <w:sz w:val="32"/>
+          <w:szCs w:val="32"/>
+        </w:rPr>
+        <w:t>myapp://auth</w:t>
+      </w:r>
+    </w:p>
+    <w:p>
+      <w:pPr>
+        <w:jc w:val="both"/>
+        <w:rPr>
+          <w:sz w:val="32"/>
+          <w:szCs w:val="32"/>
+        </w:rPr>
+      </w:pPr>
+      <w:r>
+        <w:rPr>
+          <w:sz w:val="32"/>
+          <w:szCs w:val="32"/>
+        </w:rPr>
+        <w:t xml:space="preserve"># URL (Uniform Resource Locator) is a URI that tells us where/how to access something. Like this </w:t>
+      </w:r>
+      <w:r>
+        <w:rPr>
+          <w:b/>
+          <w:bCs/>
+          <w:sz w:val="32"/>
+          <w:szCs w:val="32"/>
+        </w:rPr>
+        <w:t>https://example.com/todo/123</w:t>
+      </w:r>
+      <w:r>
+        <w:rPr>
+          <w:b/>
+          <w:bCs/>
+          <w:sz w:val="32"/>
+          <w:szCs w:val="32"/>
+        </w:rPr>
+        <w:t xml:space="preserve"> </w:t>
+      </w:r>
+      <w:r>
+        <w:rPr>
+          <w:sz w:val="32"/>
+          <w:szCs w:val="32"/>
+        </w:rPr>
+        <w:t>tells us:</w:t>
+      </w:r>
+    </w:p>
+    <w:p>
+      <w:pPr>
+        <w:jc w:val="both"/>
+        <w:rPr>
+          <w:b/>
+          <w:bCs/>
+          <w:sz w:val="32"/>
+          <w:szCs w:val="32"/>
+        </w:rPr>
+      </w:pPr>
+      <w:r>
+        <w:rPr>
+          <w:b/>
+          <w:bCs/>
+          <w:sz w:val="32"/>
+          <w:szCs w:val="32"/>
+        </w:rPr>
+        <w:t>https</w:t>
+      </w:r>
+      <w:r>
+        <w:rPr>
+          <w:b/>
+          <w:bCs/>
+          <w:sz w:val="32"/>
+          <w:szCs w:val="32"/>
+        </w:rPr>
+        <w:tab/>
+      </w:r>
+      <w:r>
+        <w:rPr>
+          <w:b/>
+          <w:bCs/>
+          <w:sz w:val="32"/>
+          <w:szCs w:val="32"/>
+        </w:rPr>
+        <w:tab/>
+      </w:r>
+      <w:r>
+        <w:rPr>
+          <w:b/>
+          <w:bCs/>
+          <w:sz w:val="32"/>
+          <w:szCs w:val="32"/>
+        </w:rPr>
+        <w:t>→</w:t>
+      </w:r>
+      <w:r>
+        <w:rPr>
+          <w:b/>
+          <w:bCs/>
+          <w:sz w:val="32"/>
+          <w:szCs w:val="32"/>
+        </w:rPr>
+        <w:t xml:space="preserve"> </w:t>
+      </w:r>
+      <w:r>
+        <w:rPr>
+          <w:b/>
+          <w:bCs/>
+          <w:sz w:val="32"/>
+          <w:szCs w:val="32"/>
+        </w:rPr>
+        <w:t>how to access it</w:t>
+      </w:r>
+    </w:p>
+    <w:p>
+      <w:pPr>
+        <w:jc w:val="both"/>
+        <w:rPr>
+          <w:b/>
+          <w:bCs/>
+          <w:sz w:val="32"/>
+          <w:szCs w:val="32"/>
+        </w:rPr>
+      </w:pPr>
+      <w:r>
+        <w:rPr>
+          <w:b/>
+          <w:bCs/>
+          <w:sz w:val="32"/>
+          <w:szCs w:val="32"/>
+        </w:rPr>
+        <w:t>example.com</w:t>
+      </w:r>
+      <w:r>
+        <w:rPr>
+          <w:b/>
+          <w:bCs/>
+          <w:sz w:val="32"/>
+          <w:szCs w:val="32"/>
+        </w:rPr>
+        <w:tab/>
+      </w:r>
+      <w:r>
+        <w:rPr>
+          <w:b/>
+          <w:bCs/>
+          <w:sz w:val="32"/>
+          <w:szCs w:val="32"/>
+        </w:rPr>
+        <w:t>→ where</w:t>
+      </w:r>
+    </w:p>
+    <w:p>
+      <w:pPr>
+        <w:jc w:val="both"/>
+        <w:rPr>
+          <w:b/>
+          <w:bCs/>
+          <w:sz w:val="32"/>
+          <w:szCs w:val="32"/>
+        </w:rPr>
+      </w:pPr>
+      <w:r>
+        <w:rPr>
+          <w:b/>
+          <w:bCs/>
+          <w:sz w:val="32"/>
+          <w:szCs w:val="32"/>
+        </w:rPr>
+        <w:t>/</w:t>
+      </w:r>
+      <w:proofErr w:type="spellStart"/>
+      <w:r>
+        <w:rPr>
+          <w:b/>
+          <w:bCs/>
+          <w:sz w:val="32"/>
+          <w:szCs w:val="32"/>
+        </w:rPr>
+        <w:t>todo</w:t>
+      </w:r>
+      <w:proofErr w:type="spellEnd"/>
+      <w:r>
+        <w:rPr>
+          <w:b/>
+          <w:bCs/>
+          <w:sz w:val="32"/>
+          <w:szCs w:val="32"/>
+        </w:rPr>
+        <w:t>/123</w:t>
+      </w:r>
+      <w:r>
+        <w:rPr>
+          <w:b/>
+          <w:bCs/>
+          <w:sz w:val="32"/>
+          <w:szCs w:val="32"/>
+        </w:rPr>
+        <w:tab/>
+      </w:r>
+      <w:r>
+        <w:rPr>
+          <w:b/>
+          <w:bCs/>
+          <w:sz w:val="32"/>
+          <w:szCs w:val="32"/>
+        </w:rPr>
+        <w:tab/>
+      </w:r>
+      <w:r>
+        <w:rPr>
+          <w:b/>
+          <w:bCs/>
+          <w:sz w:val="32"/>
+          <w:szCs w:val="32"/>
+        </w:rPr>
+        <w:t>→ what resource</w:t>
+      </w:r>
+    </w:p>
+    <w:p>
+      <w:pPr>
+        <w:jc w:val="both"/>
+        <w:rPr>
+          <w:sz w:val="32"/>
+          <w:szCs w:val="32"/>
+        </w:rPr>
+      </w:pPr>
+      <w:r>
+        <w:rPr>
+          <w:sz w:val="32"/>
+          <w:szCs w:val="32"/>
+        </w:rPr>
+        <w:t xml:space="preserve"># </w:t>
+      </w:r>
+      <w:r>
+        <w:rPr>
+          <w:b/>
+          <w:bCs/>
+          <w:sz w:val="32"/>
+          <w:szCs w:val="32"/>
+        </w:rPr>
+        <w:t>Dart</w:t>
+      </w:r>
+      <w:r>
+        <w:rPr>
+          <w:sz w:val="32"/>
+          <w:szCs w:val="32"/>
+        </w:rPr>
+        <w:t xml:space="preserve">’s standard library has built-in class called </w:t>
+      </w:r>
+      <w:r>
+        <w:rPr>
+          <w:b/>
+          <w:bCs/>
+          <w:sz w:val="32"/>
+          <w:szCs w:val="32"/>
+        </w:rPr>
+        <w:t>Uri</w:t>
+      </w:r>
+      <w:r>
+        <w:rPr>
+          <w:sz w:val="32"/>
+          <w:szCs w:val="32"/>
+        </w:rPr>
+        <w:t xml:space="preserve"> class that represents URIs.</w:t>
+      </w:r>
+    </w:p>
+    <w:p>
+      <w:pPr>
+        <w:jc w:val="both"/>
+        <w:rPr>
+          <w:sz w:val="32"/>
+          <w:szCs w:val="32"/>
+        </w:rPr>
+      </w:pPr>
+    </w:p>
+    <w:p>
+      <w:pPr>
+        <w:jc w:val="both"/>
+        <w:rPr>
+          <w:sz w:val="32"/>
+          <w:szCs w:val="32"/>
+        </w:rPr>
+      </w:pPr>
+      <w:r>
+        <w:rPr>
+          <w:sz w:val="32"/>
+          <w:szCs w:val="32"/>
+        </w:rPr>
+        <w:t>Anatomy of a URI:</w:t>
+      </w:r>
+    </w:p>
+    <w:p>
+      <w:pPr>
+        <w:jc w:val="both"/>
+        <w:rPr>
+          <w:sz w:val="32"/>
+          <w:szCs w:val="32"/>
+        </w:rPr>
+      </w:pPr>
+      <w:r>
+        <w:rPr>
+          <w:sz w:val="32"/>
+          <w:szCs w:val="32"/>
+        </w:rPr>
+        <w:t># Let’s take this URI:</w:t>
+      </w:r>
+    </w:p>
+    <w:p>
+      <w:pPr>
+        <w:jc w:val="both"/>
+        <w:rPr>
+          <w:b/>
+          <w:bCs/>
+          <w:sz w:val="28"/>
+          <w:szCs w:val="28"/>
+        </w:rPr>
+      </w:pPr>
+      <w:r>
+        <w:rPr>
+          <w:b/>
+          <w:bCs/>
+          <w:sz w:val="28"/>
+          <w:szCs w:val="28"/>
+        </w:rPr>
+        <w:lastRenderedPageBreak/>
+        <w:t>https://nazmul.com/todo/123?source=email#comments</w:t>
+      </w:r>
+    </w:p>
+    <w:p>
+      <w:pPr>
+        <w:jc w:val="both"/>
+        <w:rPr>
+          <w:sz w:val="32"/>
+          <w:szCs w:val="32"/>
+        </w:rPr>
+      </w:pPr>
+      <w:r>
+        <w:rPr>
+          <w:sz w:val="32"/>
+          <w:szCs w:val="32"/>
+        </w:rPr>
+        <w:t># Break it so a URI has these:</w:t>
+      </w:r>
+    </w:p>
+    <w:p>
+      <w:pPr>
+        <w:jc w:val="both"/>
+        <w:rPr>
+          <w:b/>
+          <w:bCs/>
+          <w:sz w:val="28"/>
+          <w:szCs w:val="28"/>
+        </w:rPr>
+      </w:pPr>
+      <w:r>
+        <w:rPr>
+          <w:b/>
+          <w:bCs/>
+          <w:sz w:val="28"/>
+          <w:szCs w:val="28"/>
+        </w:rPr>
+        <w:t>https://nazmul.com/todo/123?source=email#comments</w:t>
+      </w:r>
+    </w:p>
+    <w:p>
+      <w:pPr>
+        <w:jc w:val="both"/>
+        <w:rPr>
+          <w:b/>
+          <w:bCs/>
+          <w:sz w:val="28"/>
+          <w:szCs w:val="28"/>
+        </w:rPr>
+      </w:pPr>
+      <w:r>
+        <w:rPr>
+          <w:b/>
+          <w:bCs/>
+          <w:sz w:val="28"/>
+          <w:szCs w:val="28"/>
+        </w:rPr>
+        <w:t xml:space="preserve"> ─────  </w:t>
+      </w:r>
+      <w:r>
+        <w:rPr>
+          <w:b/>
+          <w:bCs/>
+          <w:sz w:val="28"/>
+          <w:szCs w:val="28"/>
+        </w:rPr>
+        <w:t xml:space="preserve">  </w:t>
+      </w:r>
+      <w:r>
+        <w:rPr>
+          <w:b/>
+          <w:bCs/>
+          <w:sz w:val="28"/>
+          <w:szCs w:val="28"/>
+        </w:rPr>
+        <w:t>──────────</w:t>
+      </w:r>
+      <w:r>
+        <w:rPr>
+          <w:b/>
+          <w:bCs/>
+          <w:sz w:val="28"/>
+          <w:szCs w:val="28"/>
+        </w:rPr>
+        <w:t xml:space="preserve">  </w:t>
+      </w:r>
+      <w:r>
+        <w:rPr>
+          <w:b/>
+          <w:bCs/>
+          <w:sz w:val="28"/>
+          <w:szCs w:val="28"/>
+        </w:rPr>
+        <w:t xml:space="preserve"> ────────</w:t>
+      </w:r>
+      <w:r>
+        <w:rPr>
+          <w:b/>
+          <w:bCs/>
+          <w:sz w:val="28"/>
+          <w:szCs w:val="28"/>
+        </w:rPr>
+        <w:t xml:space="preserve">  </w:t>
+      </w:r>
+      <w:r>
+        <w:rPr>
+          <w:b/>
+          <w:bCs/>
+          <w:sz w:val="28"/>
+          <w:szCs w:val="28"/>
+        </w:rPr>
+        <w:t xml:space="preserve"> ────────────</w:t>
+      </w:r>
+      <w:r>
+        <w:rPr>
+          <w:b/>
+          <w:bCs/>
+          <w:sz w:val="28"/>
+          <w:szCs w:val="28"/>
+        </w:rPr>
+        <w:t xml:space="preserve">   </w:t>
+      </w:r>
+      <w:r>
+        <w:rPr>
+          <w:b/>
+          <w:bCs/>
+          <w:sz w:val="28"/>
+          <w:szCs w:val="28"/>
+        </w:rPr>
+        <w:t xml:space="preserve"> ─────────</w:t>
+      </w:r>
+    </w:p>
+    <w:p>
+      <w:pPr>
+        <w:jc w:val="both"/>
+        <w:rPr>
+          <w:b/>
+          <w:bCs/>
+          <w:sz w:val="28"/>
+          <w:szCs w:val="28"/>
+        </w:rPr>
+      </w:pPr>
+      <w:r>
+        <w:rPr>
+          <w:b/>
+          <w:bCs/>
+          <w:sz w:val="28"/>
+          <w:szCs w:val="28"/>
+        </w:rPr>
+        <w:t xml:space="preserve">scheme   </w:t>
+      </w:r>
+      <w:r>
+        <w:rPr>
+          <w:b/>
+          <w:bCs/>
+          <w:sz w:val="28"/>
+          <w:szCs w:val="28"/>
+        </w:rPr>
+        <w:t xml:space="preserve"> </w:t>
+      </w:r>
+      <w:r>
+        <w:rPr>
+          <w:b/>
+          <w:bCs/>
+          <w:sz w:val="28"/>
+          <w:szCs w:val="28"/>
+        </w:rPr>
+        <w:t xml:space="preserve">   host </w:t>
+      </w:r>
+      <w:r>
+        <w:rPr>
+          <w:b/>
+          <w:bCs/>
+          <w:sz w:val="28"/>
+          <w:szCs w:val="28"/>
+        </w:rPr>
+        <w:t xml:space="preserve">        </w:t>
+      </w:r>
+      <w:r>
+        <w:rPr>
+          <w:b/>
+          <w:bCs/>
+          <w:sz w:val="28"/>
+          <w:szCs w:val="28"/>
+        </w:rPr>
+        <w:t xml:space="preserve">      path      </w:t>
+      </w:r>
+      <w:r>
+        <w:rPr>
+          <w:b/>
+          <w:bCs/>
+          <w:sz w:val="28"/>
+          <w:szCs w:val="28"/>
+        </w:rPr>
+        <w:t xml:space="preserve">       </w:t>
+      </w:r>
+      <w:r>
+        <w:rPr>
+          <w:b/>
+          <w:bCs/>
+          <w:sz w:val="28"/>
+          <w:szCs w:val="28"/>
+        </w:rPr>
+        <w:t xml:space="preserve"> query      </w:t>
+      </w:r>
+      <w:r>
+        <w:rPr>
+          <w:b/>
+          <w:bCs/>
+          <w:sz w:val="28"/>
+          <w:szCs w:val="28"/>
+        </w:rPr>
+        <w:t xml:space="preserve">          </w:t>
+      </w:r>
+      <w:r>
+        <w:rPr>
+          <w:b/>
+          <w:bCs/>
+          <w:sz w:val="28"/>
+          <w:szCs w:val="28"/>
+        </w:rPr>
+        <w:t>fragment</w:t>
+      </w:r>
+    </w:p>
+    <w:p>
+      <w:pPr>
+        <w:jc w:val="both"/>
+        <w:rPr>
+          <w:b/>
+          <w:bCs/>
+          <w:sz w:val="28"/>
+          <w:szCs w:val="28"/>
+        </w:rPr>
+      </w:pPr>
+      <w:r>
+        <w:rPr>
+          <w:b/>
+          <w:bCs/>
+          <w:sz w:val="28"/>
+          <w:szCs w:val="28"/>
+        </w:rPr>
+        <w:t>How?</w:t>
+      </w:r>
+      <w:r>
+        <w:rPr>
+          <w:b/>
+          <w:bCs/>
+          <w:sz w:val="28"/>
+          <w:szCs w:val="28"/>
+        </w:rPr>
+        <w:t xml:space="preserve">   </w:t>
+      </w:r>
+      <w:r>
+        <w:rPr>
+          <w:b/>
+          <w:bCs/>
+          <w:sz w:val="28"/>
+          <w:szCs w:val="28"/>
+        </w:rPr>
+        <w:t xml:space="preserve"> </w:t>
+      </w:r>
+      <w:r>
+        <w:rPr>
+          <w:b/>
+          <w:bCs/>
+          <w:sz w:val="28"/>
+          <w:szCs w:val="28"/>
+        </w:rPr>
+        <w:t xml:space="preserve">   </w:t>
+      </w:r>
+      <w:r>
+        <w:rPr>
+          <w:b/>
+          <w:bCs/>
+          <w:sz w:val="28"/>
+          <w:szCs w:val="28"/>
+        </w:rPr>
+        <w:t>WHERE?</w:t>
+      </w:r>
+      <w:r>
+        <w:rPr>
+          <w:b/>
+          <w:bCs/>
+          <w:sz w:val="28"/>
+          <w:szCs w:val="28"/>
+        </w:rPr>
+        <w:t xml:space="preserve"> </w:t>
+      </w:r>
+      <w:r>
+        <w:rPr>
+          <w:b/>
+          <w:bCs/>
+          <w:sz w:val="28"/>
+          <w:szCs w:val="28"/>
+        </w:rPr>
+        <w:t xml:space="preserve">    </w:t>
+      </w:r>
+      <w:r>
+        <w:rPr>
+          <w:b/>
+          <w:bCs/>
+          <w:sz w:val="28"/>
+          <w:szCs w:val="28"/>
+        </w:rPr>
+        <w:t xml:space="preserve">   </w:t>
+      </w:r>
+      <w:r>
+        <w:rPr>
+          <w:b/>
+          <w:bCs/>
+          <w:sz w:val="28"/>
+          <w:szCs w:val="28"/>
+        </w:rPr>
+        <w:t>WHAT?</w:t>
+      </w:r>
+      <w:r>
+        <w:rPr>
+          <w:b/>
+          <w:bCs/>
+          <w:sz w:val="28"/>
+          <w:szCs w:val="28"/>
+        </w:rPr>
+        <w:t xml:space="preserve">      </w:t>
+      </w:r>
+      <w:r>
+        <w:rPr>
+          <w:b/>
+          <w:bCs/>
+          <w:sz w:val="28"/>
+          <w:szCs w:val="28"/>
+        </w:rPr>
+        <w:t xml:space="preserve">EXTRA DATA?        </w:t>
+      </w:r>
+      <w:r>
+        <w:rPr>
+          <w:b/>
+          <w:bCs/>
+          <w:sz w:val="28"/>
+          <w:szCs w:val="28"/>
+        </w:rPr>
+        <w:t>WHERE INSIDE?</w:t>
+      </w:r>
+    </w:p>
+    <w:p>
+      <w:pPr>
+        <w:jc w:val="both"/>
+        <w:rPr>
+          <w:sz w:val="32"/>
+          <w:szCs w:val="32"/>
+        </w:rPr>
+      </w:pPr>
+      <w:r>
+        <w:rPr>
+          <w:sz w:val="32"/>
+          <w:szCs w:val="32"/>
+        </w:rPr>
+        <w:t># More Precisely:</w:t>
+      </w:r>
+    </w:p>
+    <w:p>
+      <w:pPr>
+        <w:pStyle w:val="ListParagraph"/>
+        <w:numPr>
+          <w:ilvl w:val="0"/>
+          <w:numId w:val="9"/>
+        </w:numPr>
+        <w:jc w:val="both"/>
+        <w:rPr>
+          <w:b/>
+          <w:bCs/>
+          <w:sz w:val="32"/>
+          <w:szCs w:val="32"/>
+        </w:rPr>
+      </w:pPr>
+      <w:r>
+        <w:rPr>
+          <w:b/>
+          <w:bCs/>
+          <w:sz w:val="32"/>
+          <w:szCs w:val="32"/>
+        </w:rPr>
+        <w:t>scheme</w:t>
+      </w:r>
+      <w:r>
+        <w:rPr>
+          <w:b/>
+          <w:bCs/>
+          <w:sz w:val="32"/>
+          <w:szCs w:val="32"/>
+        </w:rPr>
+        <w:t xml:space="preserve"> </w:t>
+      </w:r>
+      <w:r>
+        <w:rPr>
+          <w:sz w:val="32"/>
+          <w:szCs w:val="32"/>
+        </w:rPr>
+        <w:t>=</w:t>
+      </w:r>
+      <w:r>
+        <w:rPr>
+          <w:b/>
+          <w:bCs/>
+          <w:sz w:val="32"/>
+          <w:szCs w:val="32"/>
+        </w:rPr>
+        <w:t xml:space="preserve"> </w:t>
+      </w:r>
+      <w:r>
+        <w:rPr>
+          <w:b/>
+          <w:bCs/>
+          <w:sz w:val="32"/>
+          <w:szCs w:val="32"/>
+        </w:rPr>
+        <w:t>https</w:t>
+      </w:r>
+      <w:r>
+        <w:rPr>
+          <w:sz w:val="32"/>
+          <w:szCs w:val="32"/>
+        </w:rPr>
+        <w:t>,</w:t>
+      </w:r>
+    </w:p>
+    <w:p>
+      <w:pPr>
+        <w:jc w:val="both"/>
+        <w:rPr>
+          <w:b/>
+          <w:bCs/>
+          <w:sz w:val="32"/>
+          <w:szCs w:val="32"/>
+        </w:rPr>
+      </w:pPr>
+      <w:r>
+        <w:rPr>
+          <w:sz w:val="32"/>
+          <w:szCs w:val="32"/>
+        </w:rPr>
+        <w:t># T</w:t>
+      </w:r>
+      <w:r>
+        <w:rPr>
+          <w:sz w:val="32"/>
+          <w:szCs w:val="32"/>
+        </w:rPr>
+        <w:t>ells the system or OS</w:t>
+      </w:r>
+      <w:r>
+        <w:rPr>
+          <w:sz w:val="32"/>
+          <w:szCs w:val="32"/>
+        </w:rPr>
+        <w:t xml:space="preserve"> HOW</w:t>
+      </w:r>
+      <w:r>
+        <w:rPr>
+          <w:sz w:val="32"/>
+          <w:szCs w:val="32"/>
+        </w:rPr>
+        <w:t xml:space="preserve"> this URI should be handled or accessed. Examples:</w:t>
+      </w:r>
+    </w:p>
+    <w:p>
+      <w:pPr>
+        <w:jc w:val="both"/>
+        <w:rPr>
+          <w:sz w:val="32"/>
+          <w:szCs w:val="32"/>
+        </w:rPr>
+      </w:pPr>
+      <w:r>
+        <w:rPr>
+          <w:b/>
+          <w:bCs/>
+          <w:sz w:val="32"/>
+          <w:szCs w:val="32"/>
+        </w:rPr>
+        <w:t>https://</w:t>
+      </w:r>
+      <w:r>
+        <w:rPr>
+          <w:sz w:val="32"/>
+          <w:szCs w:val="32"/>
+        </w:rPr>
+        <w:tab/>
+      </w:r>
+      <w:r>
+        <w:rPr>
+          <w:sz w:val="32"/>
+          <w:szCs w:val="32"/>
+        </w:rPr>
+        <w:t>→ secure HTTP</w:t>
+      </w:r>
+    </w:p>
+    <w:p>
+      <w:pPr>
+        <w:jc w:val="both"/>
+        <w:rPr>
+          <w:sz w:val="32"/>
+          <w:szCs w:val="32"/>
+        </w:rPr>
+      </w:pPr>
+      <w:r>
+        <w:rPr>
+          <w:b/>
+          <w:bCs/>
+          <w:sz w:val="32"/>
+          <w:szCs w:val="32"/>
+        </w:rPr>
+        <w:t>http://</w:t>
+      </w:r>
+      <w:r>
+        <w:rPr>
+          <w:sz w:val="32"/>
+          <w:szCs w:val="32"/>
+        </w:rPr>
+        <w:tab/>
+      </w:r>
+      <w:r>
+        <w:rPr>
+          <w:sz w:val="32"/>
+          <w:szCs w:val="32"/>
+        </w:rPr>
+        <w:t>→ HTTP</w:t>
+      </w:r>
+      <w:r>
+        <w:rPr>
+          <w:sz w:val="32"/>
+          <w:szCs w:val="32"/>
+        </w:rPr>
+        <w:t xml:space="preserve"> without SSL security </w:t>
+      </w:r>
+    </w:p>
+    <w:p>
+      <w:pPr>
+        <w:jc w:val="both"/>
+        <w:rPr>
+          <w:sz w:val="32"/>
+          <w:szCs w:val="32"/>
+        </w:rPr>
+      </w:pPr>
+      <w:r>
+        <w:rPr>
+          <w:b/>
+          <w:bCs/>
+          <w:sz w:val="32"/>
+          <w:szCs w:val="32"/>
+        </w:rPr>
+        <w:t>mailto:</w:t>
+      </w:r>
+      <w:r>
+        <w:rPr>
+          <w:sz w:val="32"/>
+          <w:szCs w:val="32"/>
+        </w:rPr>
+        <w:tab/>
+      </w:r>
+      <w:r>
+        <w:rPr>
+          <w:sz w:val="32"/>
+          <w:szCs w:val="32"/>
+        </w:rPr>
+        <w:t>→ email</w:t>
+      </w:r>
+    </w:p>
+    <w:p>
+      <w:pPr>
+        <w:jc w:val="both"/>
+        <w:rPr>
+          <w:sz w:val="32"/>
+          <w:szCs w:val="32"/>
+        </w:rPr>
+      </w:pPr>
+      <w:proofErr w:type="spellStart"/>
+      <w:r>
+        <w:rPr>
+          <w:b/>
+          <w:bCs/>
+          <w:sz w:val="32"/>
+          <w:szCs w:val="32"/>
+        </w:rPr>
+        <w:t>tel</w:t>
+      </w:r>
+      <w:proofErr w:type="spellEnd"/>
+      <w:r>
+        <w:rPr>
+          <w:b/>
+          <w:bCs/>
+          <w:sz w:val="32"/>
+          <w:szCs w:val="32"/>
+        </w:rPr>
+        <w:t>:</w:t>
+      </w:r>
+      <w:r>
+        <w:rPr>
+          <w:b/>
+          <w:bCs/>
+          <w:sz w:val="32"/>
+          <w:szCs w:val="32"/>
+        </w:rPr>
+        <w:tab/>
+      </w:r>
+      <w:r>
+        <w:rPr>
+          <w:b/>
+          <w:bCs/>
+          <w:sz w:val="32"/>
+          <w:szCs w:val="32"/>
+        </w:rPr>
+        <w:tab/>
+      </w:r>
+      <w:r>
+        <w:rPr>
+          <w:sz w:val="32"/>
+          <w:szCs w:val="32"/>
+        </w:rPr>
+        <w:t>→ phone call</w:t>
+      </w:r>
+    </w:p>
+    <w:p>
+      <w:pPr>
+        <w:jc w:val="both"/>
+        <w:rPr>
+          <w:sz w:val="32"/>
+          <w:szCs w:val="32"/>
+        </w:rPr>
+      </w:pPr>
+      <w:proofErr w:type="spellStart"/>
+      <w:r>
+        <w:rPr>
+          <w:b/>
+          <w:bCs/>
+          <w:sz w:val="32"/>
+          <w:szCs w:val="32"/>
+        </w:rPr>
+        <w:t>myapp</w:t>
+      </w:r>
+      <w:proofErr w:type="spellEnd"/>
+      <w:r>
+        <w:rPr>
+          <w:b/>
+          <w:bCs/>
+          <w:sz w:val="32"/>
+          <w:szCs w:val="32"/>
+        </w:rPr>
+        <w:t>:</w:t>
+      </w:r>
+      <w:r>
+        <w:rPr>
+          <w:sz w:val="32"/>
+          <w:szCs w:val="32"/>
+        </w:rPr>
+        <w:tab/>
+      </w:r>
+      <w:r>
+        <w:rPr>
+          <w:sz w:val="32"/>
+          <w:szCs w:val="32"/>
+        </w:rPr>
+        <w:t>→ custom app scheme</w:t>
+      </w:r>
+    </w:p>
+    <w:p>
+      <w:pPr>
+        <w:jc w:val="both"/>
+        <w:rPr>
+          <w:b/>
+          <w:bCs/>
+          <w:sz w:val="32"/>
+          <w:szCs w:val="32"/>
+        </w:rPr>
+      </w:pPr>
+    </w:p>
+    <w:p>
+      <w:pPr>
+        <w:pStyle w:val="ListParagraph"/>
+        <w:numPr>
+          <w:ilvl w:val="0"/>
+          <w:numId w:val="9"/>
+        </w:numPr>
+        <w:jc w:val="both"/>
+        <w:rPr>
+          <w:b/>
+          <w:bCs/>
+          <w:sz w:val="32"/>
+          <w:szCs w:val="32"/>
+        </w:rPr>
+      </w:pPr>
+      <w:r>
+        <w:rPr>
+          <w:b/>
+          <w:bCs/>
+          <w:sz w:val="32"/>
+          <w:szCs w:val="32"/>
+        </w:rPr>
+        <w:t>host</w:t>
+      </w:r>
+      <w:r>
+        <w:rPr>
+          <w:b/>
+          <w:bCs/>
+          <w:sz w:val="32"/>
+          <w:szCs w:val="32"/>
+        </w:rPr>
+        <w:t xml:space="preserve"> </w:t>
+      </w:r>
+      <w:r>
+        <w:rPr>
+          <w:sz w:val="32"/>
+          <w:szCs w:val="32"/>
+        </w:rPr>
+        <w:t>=</w:t>
+      </w:r>
+      <w:r>
+        <w:rPr>
+          <w:b/>
+          <w:bCs/>
+          <w:sz w:val="32"/>
+          <w:szCs w:val="32"/>
+        </w:rPr>
+        <w:t xml:space="preserve"> </w:t>
+      </w:r>
+      <w:r>
+        <w:rPr>
+          <w:b/>
+          <w:bCs/>
+          <w:sz w:val="32"/>
+          <w:szCs w:val="32"/>
+        </w:rPr>
+        <w:t>nazmul.com</w:t>
+      </w:r>
+      <w:r>
+        <w:rPr>
+          <w:sz w:val="32"/>
+          <w:szCs w:val="32"/>
+        </w:rPr>
+        <w:t>,</w:t>
+      </w:r>
+    </w:p>
+    <w:p>
+      <w:pPr>
+        <w:jc w:val="both"/>
+        <w:rPr>
+          <w:sz w:val="32"/>
+          <w:szCs w:val="32"/>
+        </w:rPr>
+      </w:pPr>
+      <w:r>
+        <w:rPr>
+          <w:sz w:val="32"/>
+          <w:szCs w:val="32"/>
+        </w:rPr>
+        <w:t># WHERE to connect? Identifies the domain/server we’re communicating with</w:t>
+      </w:r>
+    </w:p>
+    <w:p>
+      <w:pPr>
+        <w:jc w:val="both"/>
+        <w:rPr>
+          <w:sz w:val="32"/>
+          <w:szCs w:val="32"/>
+        </w:rPr>
+      </w:pPr>
+    </w:p>
+    <w:p>
+      <w:pPr>
+        <w:pStyle w:val="ListParagraph"/>
+        <w:numPr>
+          <w:ilvl w:val="0"/>
+          <w:numId w:val="9"/>
+        </w:numPr>
+        <w:jc w:val="both"/>
+        <w:rPr>
+          <w:b/>
+          <w:bCs/>
+          <w:sz w:val="32"/>
+          <w:szCs w:val="32"/>
+        </w:rPr>
+      </w:pPr>
+      <w:r>
+        <w:rPr>
+          <w:b/>
+          <w:bCs/>
+          <w:sz w:val="32"/>
+          <w:szCs w:val="32"/>
+        </w:rPr>
+        <w:t xml:space="preserve">path </w:t>
+      </w:r>
+      <w:r>
+        <w:rPr>
+          <w:sz w:val="32"/>
+          <w:szCs w:val="32"/>
+        </w:rPr>
+        <w:t>=</w:t>
+      </w:r>
+      <w:r>
+        <w:rPr>
+          <w:b/>
+          <w:bCs/>
+          <w:sz w:val="32"/>
+          <w:szCs w:val="32"/>
+        </w:rPr>
+        <w:t xml:space="preserve"> /</w:t>
+      </w:r>
+      <w:proofErr w:type="spellStart"/>
+      <w:r>
+        <w:rPr>
+          <w:b/>
+          <w:bCs/>
+          <w:sz w:val="32"/>
+          <w:szCs w:val="32"/>
+        </w:rPr>
+        <w:t>todo</w:t>
+      </w:r>
+      <w:proofErr w:type="spellEnd"/>
+      <w:r>
+        <w:rPr>
+          <w:b/>
+          <w:bCs/>
+          <w:sz w:val="32"/>
+          <w:szCs w:val="32"/>
+        </w:rPr>
+        <w:t>/123</w:t>
+      </w:r>
+      <w:r>
+        <w:rPr>
+          <w:sz w:val="32"/>
+          <w:szCs w:val="32"/>
+        </w:rPr>
+        <w:t>,</w:t>
+      </w:r>
+    </w:p>
+    <w:p>
+      <w:pPr>
+        <w:jc w:val="both"/>
+        <w:rPr>
+          <w:sz w:val="32"/>
+          <w:szCs w:val="32"/>
+        </w:rPr>
+      </w:pPr>
+      <w:r>
+        <w:rPr>
+          <w:sz w:val="32"/>
+          <w:szCs w:val="32"/>
+        </w:rPr>
+        <w:t># WHICH resource? Like identifying the resource/location within that host</w:t>
+      </w:r>
+    </w:p>
+    <w:p>
+      <w:pPr>
+        <w:jc w:val="both"/>
+        <w:rPr>
+          <w:sz w:val="32"/>
+          <w:szCs w:val="32"/>
+        </w:rPr>
+      </w:pPr>
+    </w:p>
+    <w:p>
+      <w:pPr>
+        <w:pStyle w:val="ListParagraph"/>
+        <w:numPr>
+          <w:ilvl w:val="0"/>
+          <w:numId w:val="9"/>
+        </w:numPr>
+        <w:jc w:val="both"/>
+        <w:rPr>
+          <w:b/>
+          <w:bCs/>
+          <w:sz w:val="32"/>
+          <w:szCs w:val="32"/>
+        </w:rPr>
+      </w:pPr>
+      <w:r>
+        <w:rPr>
+          <w:b/>
+          <w:bCs/>
+          <w:sz w:val="32"/>
+          <w:szCs w:val="32"/>
+        </w:rPr>
+        <w:lastRenderedPageBreak/>
+        <w:t xml:space="preserve">query </w:t>
+      </w:r>
+      <w:proofErr w:type="gramStart"/>
+      <w:r>
+        <w:rPr>
+          <w:sz w:val="32"/>
+          <w:szCs w:val="32"/>
+        </w:rPr>
+        <w:t>=</w:t>
+      </w:r>
+      <w:r>
+        <w:rPr>
+          <w:b/>
+          <w:bCs/>
+          <w:sz w:val="32"/>
+          <w:szCs w:val="32"/>
+        </w:rPr>
+        <w:t xml:space="preserve"> </w:t>
+      </w:r>
+      <w:r>
+        <w:rPr>
+          <w:b/>
+          <w:bCs/>
+          <w:sz w:val="32"/>
+          <w:szCs w:val="32"/>
+        </w:rPr>
+        <w:t>?</w:t>
+      </w:r>
+      <w:r>
+        <w:rPr>
+          <w:b/>
+          <w:bCs/>
+          <w:sz w:val="32"/>
+          <w:szCs w:val="32"/>
+        </w:rPr>
+        <w:t>source</w:t>
+      </w:r>
+      <w:proofErr w:type="gramEnd"/>
+      <w:r>
+        <w:rPr>
+          <w:b/>
+          <w:bCs/>
+          <w:sz w:val="32"/>
+          <w:szCs w:val="32"/>
+        </w:rPr>
+        <w:t>=email</w:t>
+      </w:r>
+      <w:r>
+        <w:rPr>
+          <w:sz w:val="32"/>
+          <w:szCs w:val="32"/>
+        </w:rPr>
+        <w:t>,</w:t>
+      </w:r>
+    </w:p>
+    <w:p>
+      <w:pPr>
+        <w:jc w:val="both"/>
+        <w:rPr>
+          <w:sz w:val="32"/>
+          <w:szCs w:val="32"/>
+        </w:rPr>
+      </w:pPr>
+      <w:r>
+        <w:rPr>
+          <w:sz w:val="32"/>
+          <w:szCs w:val="32"/>
+        </w:rPr>
+        <w:t xml:space="preserve"># </w:t>
+      </w:r>
+      <w:r>
+        <w:rPr>
+          <w:sz w:val="32"/>
+          <w:szCs w:val="32"/>
+        </w:rPr>
+        <w:t xml:space="preserve">Provides additional </w:t>
+      </w:r>
+      <w:r>
+        <w:rPr>
+          <w:sz w:val="32"/>
+          <w:szCs w:val="32"/>
+        </w:rPr>
+        <w:t xml:space="preserve">parameters/instructions to get filtered or extra </w:t>
+      </w:r>
+      <w:r>
+        <w:rPr>
+          <w:sz w:val="32"/>
+          <w:szCs w:val="32"/>
+        </w:rPr>
+        <w:t>data, commonly as key-value pairs.</w:t>
+      </w:r>
+    </w:p>
+    <w:p>
+      <w:pPr>
+        <w:jc w:val="both"/>
+        <w:rPr>
+          <w:sz w:val="32"/>
+          <w:szCs w:val="32"/>
+        </w:rPr>
+      </w:pPr>
+    </w:p>
+    <w:p>
+      <w:pPr>
+        <w:pStyle w:val="ListParagraph"/>
+        <w:numPr>
+          <w:ilvl w:val="0"/>
+          <w:numId w:val="9"/>
+        </w:numPr>
+        <w:jc w:val="both"/>
+        <w:rPr>
+          <w:b/>
+          <w:bCs/>
+          <w:sz w:val="32"/>
+          <w:szCs w:val="32"/>
+        </w:rPr>
+      </w:pPr>
+      <w:r>
+        <w:rPr>
+          <w:b/>
+          <w:bCs/>
+          <w:sz w:val="32"/>
+          <w:szCs w:val="32"/>
+        </w:rPr>
+        <w:t xml:space="preserve">fragment </w:t>
+      </w:r>
+      <w:r>
+        <w:rPr>
+          <w:sz w:val="32"/>
+          <w:szCs w:val="32"/>
+        </w:rPr>
+        <w:t>=</w:t>
+      </w:r>
+      <w:r>
+        <w:rPr>
+          <w:b/>
+          <w:bCs/>
+          <w:sz w:val="32"/>
+          <w:szCs w:val="32"/>
+        </w:rPr>
+        <w:t xml:space="preserve"> </w:t>
+      </w:r>
+      <w:r>
+        <w:rPr>
+          <w:sz w:val="32"/>
+          <w:szCs w:val="32"/>
+        </w:rPr>
+        <w:t>comments</w:t>
+      </w:r>
+      <w:r>
+        <w:rPr>
+          <w:sz w:val="32"/>
+          <w:szCs w:val="32"/>
+        </w:rPr>
+        <w:t>,</w:t>
+      </w:r>
+    </w:p>
+    <w:p>
+      <w:pPr>
+        <w:jc w:val="both"/>
+        <w:rPr>
+          <w:sz w:val="32"/>
+          <w:szCs w:val="32"/>
+        </w:rPr>
+      </w:pPr>
+      <w:r>
+        <w:rPr>
+          <w:sz w:val="32"/>
+          <w:szCs w:val="32"/>
+        </w:rPr>
+        <w:t xml:space="preserve"># </w:t>
+      </w:r>
+      <w:r>
+        <w:rPr>
+          <w:sz w:val="32"/>
+          <w:szCs w:val="32"/>
+        </w:rPr>
+        <w:t>Specific section/location inside the resource</w:t>
+      </w:r>
+      <w:r>
+        <w:rPr>
+          <w:sz w:val="32"/>
+          <w:szCs w:val="32"/>
+        </w:rPr>
+        <w:t xml:space="preserve">. </w:t>
+      </w:r>
+      <w:r>
+        <w:rPr>
+          <w:sz w:val="32"/>
+          <w:szCs w:val="32"/>
+        </w:rPr>
+        <w:t xml:space="preserve">The </w:t>
+      </w:r>
+      <w:r>
+        <w:rPr>
+          <w:b/>
+          <w:bCs/>
+          <w:sz w:val="32"/>
+          <w:szCs w:val="32"/>
+        </w:rPr>
+        <w:t xml:space="preserve">fragment </w:t>
+      </w:r>
+      <w:r>
+        <w:rPr>
+          <w:sz w:val="32"/>
+          <w:szCs w:val="32"/>
+        </w:rPr>
+        <w:t>identifies a particular section of the resource.</w:t>
+      </w:r>
+      <w:r>
+        <w:rPr>
+          <w:sz w:val="32"/>
+          <w:szCs w:val="32"/>
+        </w:rPr>
+        <w:t xml:space="preserve"> </w:t>
+      </w:r>
+      <w:r>
+        <w:rPr>
+          <w:sz w:val="32"/>
+          <w:szCs w:val="32"/>
+        </w:rPr>
+        <w:t>For a webpage,</w:t>
+      </w:r>
+      <w:r>
+        <w:rPr>
+          <w:sz w:val="32"/>
+          <w:szCs w:val="32"/>
+        </w:rPr>
+        <w:t xml:space="preserve"> like </w:t>
+      </w:r>
+      <w:r>
+        <w:rPr>
+          <w:b/>
+          <w:bCs/>
+          <w:sz w:val="32"/>
+          <w:szCs w:val="32"/>
+        </w:rPr>
+        <w:t>https://example.com/docs#installation</w:t>
+      </w:r>
+      <w:r>
+        <w:rPr>
+          <w:sz w:val="32"/>
+          <w:szCs w:val="32"/>
+        </w:rPr>
+        <w:t xml:space="preserve">, this </w:t>
+      </w:r>
+      <w:r>
+        <w:rPr>
+          <w:sz w:val="32"/>
+          <w:szCs w:val="32"/>
+        </w:rPr>
+        <w:t>could take u</w:t>
+      </w:r>
+      <w:r>
+        <w:rPr>
+          <w:sz w:val="32"/>
+          <w:szCs w:val="32"/>
+        </w:rPr>
+        <w:t>s</w:t>
+      </w:r>
+      <w:r>
+        <w:rPr>
+          <w:sz w:val="32"/>
+          <w:szCs w:val="32"/>
+        </w:rPr>
+        <w:t xml:space="preserve"> directly to the Installation section.</w:t>
+      </w:r>
+      <w:r>
+        <w:rPr>
+          <w:sz w:val="32"/>
+          <w:szCs w:val="32"/>
+        </w:rPr>
+        <w:t xml:space="preserve"> </w:t>
+      </w:r>
+      <w:r>
+        <w:rPr>
+          <w:sz w:val="32"/>
+          <w:szCs w:val="32"/>
+        </w:rPr>
+        <w:t>A key detail</w:t>
+      </w:r>
+      <w:r>
+        <w:rPr>
+          <w:sz w:val="32"/>
+          <w:szCs w:val="32"/>
+        </w:rPr>
+        <w:t xml:space="preserve"> is</w:t>
+      </w:r>
+      <w:r>
+        <w:rPr>
+          <w:sz w:val="32"/>
+          <w:szCs w:val="32"/>
+        </w:rPr>
+        <w:t xml:space="preserve"> the </w:t>
+      </w:r>
+      <w:r>
+        <w:rPr>
+          <w:b/>
+          <w:bCs/>
+          <w:sz w:val="32"/>
+          <w:szCs w:val="32"/>
+        </w:rPr>
+        <w:t>fragment</w:t>
+      </w:r>
+      <w:r>
+        <w:rPr>
+          <w:sz w:val="32"/>
+          <w:szCs w:val="32"/>
+        </w:rPr>
+        <w:t xml:space="preserve"> normally isn't sent to the server; it's handled on the client side.</w:t>
+      </w:r>
+    </w:p>
+    <w:p>
+      <w:pPr>
         <w:tabs>
           <w:tab w:val="left" w:pos="2003"/>
         </w:tabs>
@@ -14466,9 +16320,9 @@
     </w:lvl>
   </w:abstractNum>
   <w:abstractNum w:abstractNumId="2" w15:restartNumberingAfterBreak="0">
-    <w:nsid w:val="61134E64"/>
+    <w:nsid w:val="501B5C47"/>
     <w:multiLevelType w:val="hybridMultilevel"/>
-    <w:tmpl w:val="2EB43BB2"/>
+    <w:tmpl w:val="9C60861A"/>
     <w:lvl w:ilvl="0" w:tplc="04090001">
       <w:start w:val="1"/>
       <w:numFmt w:val="bullet"/>
@@ -14579,9 +16433,9 @@
     </w:lvl>
   </w:abstractNum>
   <w:abstractNum w:abstractNumId="3" w15:restartNumberingAfterBreak="0">
-    <w:nsid w:val="616A7D99"/>
+    <w:nsid w:val="61134E64"/>
     <w:multiLevelType w:val="hybridMultilevel"/>
-    <w:tmpl w:val="3588108E"/>
+    <w:tmpl w:val="2EB43BB2"/>
     <w:lvl w:ilvl="0" w:tplc="04090001">
       <w:start w:val="1"/>
       <w:numFmt w:val="bullet"/>
@@ -14692,9 +16546,9 @@
     </w:lvl>
   </w:abstractNum>
   <w:abstractNum w:abstractNumId="4" w15:restartNumberingAfterBreak="0">
-    <w:nsid w:val="6B031265"/>
+    <w:nsid w:val="616A7D99"/>
     <w:multiLevelType w:val="hybridMultilevel"/>
-    <w:tmpl w:val="DDD4B9BE"/>
+    <w:tmpl w:val="3588108E"/>
     <w:lvl w:ilvl="0" w:tplc="04090001">
       <w:start w:val="1"/>
       <w:numFmt w:val="bullet"/>
@@ -14805,6 +16659,119 @@
     </w:lvl>
   </w:abstractNum>
   <w:abstractNum w:abstractNumId="5" w15:restartNumberingAfterBreak="0">
+    <w:nsid w:val="6B031265"/>
+    <w:multiLevelType w:val="hybridMultilevel"/>
+    <w:tmpl w:val="DDD4B9BE"/>
+    <w:lvl w:ilvl="0" w:tplc="04090001">
+      <w:start w:val="1"/>
+      <w:numFmt w:val="bullet"/>
+      <w:lvlText w:val=""/>
+      <w:lvlJc w:val="left"/>
+      <w:pPr>
+        <w:ind w:left="360" w:hanging="360"/>
+      </w:pPr>
+      <w:rPr>
+        <w:rFonts w:ascii="Symbol" w:hAnsi="Symbol" w:hint="default"/>
+      </w:rPr>
+    </w:lvl>
+    <w:lvl w:ilvl="1" w:tplc="04090003" w:tentative="1">
+      <w:start w:val="1"/>
+      <w:numFmt w:val="bullet"/>
+      <w:lvlText w:val="o"/>
+      <w:lvlJc w:val="left"/>
+      <w:pPr>
+        <w:ind w:left="1080" w:hanging="360"/>
+      </w:pPr>
+      <w:rPr>
+        <w:rFonts w:ascii="Courier New" w:hAnsi="Courier New" w:cs="Courier New" w:hint="default"/>
+      </w:rPr>
+    </w:lvl>
+    <w:lvl w:ilvl="2" w:tplc="04090005" w:tentative="1">
+      <w:start w:val="1"/>
+      <w:numFmt w:val="bullet"/>
+      <w:lvlText w:val=""/>
+      <w:lvlJc w:val="left"/>
+      <w:pPr>
+        <w:ind w:left="1800" w:hanging="360"/>
+      </w:pPr>
+      <w:rPr>
+        <w:rFonts w:ascii="Wingdings" w:hAnsi="Wingdings" w:hint="default"/>
+      </w:rPr>
+    </w:lvl>
+    <w:lvl w:ilvl="3" w:tplc="04090001" w:tentative="1">
+      <w:start w:val="1"/>
+      <w:numFmt w:val="bullet"/>
+      <w:lvlText w:val=""/>
+      <w:lvlJc w:val="left"/>
+      <w:pPr>
+        <w:ind w:left="2520" w:hanging="360"/>
+      </w:pPr>
+      <w:rPr>
+        <w:rFonts w:ascii="Symbol" w:hAnsi="Symbol" w:hint="default"/>
+      </w:rPr>
+    </w:lvl>
+    <w:lvl w:ilvl="4" w:tplc="04090003" w:tentative="1">
+      <w:start w:val="1"/>
+      <w:numFmt w:val="bullet"/>
+      <w:lvlText w:val="o"/>
+      <w:lvlJc w:val="left"/>
+      <w:pPr>
+        <w:ind w:left="3240" w:hanging="360"/>
+      </w:pPr>
+      <w:rPr>
+        <w:rFonts w:ascii="Courier New" w:hAnsi="Courier New" w:cs="Courier New" w:hint="default"/>
+      </w:rPr>
+    </w:lvl>
+    <w:lvl w:ilvl="5" w:tplc="04090005" w:tentative="1">
+      <w:start w:val="1"/>
+      <w:numFmt w:val="bullet"/>
+      <w:lvlText w:val=""/>
+      <w:lvlJc w:val="left"/>
+      <w:pPr>
+        <w:ind w:left="3960" w:hanging="360"/>
+      </w:pPr>
+      <w:rPr>
+        <w:rFonts w:ascii="Wingdings" w:hAnsi="Wingdings" w:hint="default"/>
+      </w:rPr>
+    </w:lvl>
+    <w:lvl w:ilvl="6" w:tplc="04090001" w:tentative="1">
+      <w:start w:val="1"/>
+      <w:numFmt w:val="bullet"/>
+      <w:lvlText w:val=""/>
+      <w:lvlJc w:val="left"/>
+      <w:pPr>
+        <w:ind w:left="4680" w:hanging="360"/>
+      </w:pPr>
+      <w:rPr>
+        <w:rFonts w:ascii="Symbol" w:hAnsi="Symbol" w:hint="default"/>
+      </w:rPr>
+    </w:lvl>
+    <w:lvl w:ilvl="7" w:tplc="04090003" w:tentative="1">
+      <w:start w:val="1"/>
+      <w:numFmt w:val="bullet"/>
+      <w:lvlText w:val="o"/>
+      <w:lvlJc w:val="left"/>
+      <w:pPr>
+        <w:ind w:left="5400" w:hanging="360"/>
+      </w:pPr>
+      <w:rPr>
+        <w:rFonts w:ascii="Courier New" w:hAnsi="Courier New" w:cs="Courier New" w:hint="default"/>
+      </w:rPr>
+    </w:lvl>
+    <w:lvl w:ilvl="8" w:tplc="04090005" w:tentative="1">
+      <w:start w:val="1"/>
+      <w:numFmt w:val="bullet"/>
+      <w:lvlText w:val=""/>
+      <w:lvlJc w:val="left"/>
+      <w:pPr>
+        <w:ind w:left="6120" w:hanging="360"/>
+      </w:pPr>
+      <w:rPr>
+        <w:rFonts w:ascii="Wingdings" w:hAnsi="Wingdings" w:hint="default"/>
+      </w:rPr>
+    </w:lvl>
+  </w:abstractNum>
+  <w:abstractNum w:abstractNumId="6" w15:restartNumberingAfterBreak="0">
     <w:nsid w:val="75271E98"/>
     <w:multiLevelType w:val="hybridMultilevel"/>
     <w:tmpl w:val="BD5C092C"/>
@@ -14895,7 +16862,7 @@
       </w:pPr>
     </w:lvl>
   </w:abstractNum>
-  <w:abstractNum w:abstractNumId="6" w15:restartNumberingAfterBreak="0">
+  <w:abstractNum w:abstractNumId="7" w15:restartNumberingAfterBreak="0">
     <w:nsid w:val="7E281EF8"/>
     <w:multiLevelType w:val="hybridMultilevel"/>
     <w:tmpl w:val="B350B0A6"/>
@@ -15008,7 +16975,7 @@
       </w:rPr>
     </w:lvl>
   </w:abstractNum>
-  <w:abstractNum w:abstractNumId="7" w15:restartNumberingAfterBreak="0">
+  <w:abstractNum w:abstractNumId="8" w15:restartNumberingAfterBreak="0">
     <w:nsid w:val="7FA06A6E"/>
     <w:multiLevelType w:val="multilevel"/>
     <w:tmpl w:val="A81E3220"/>
@@ -15158,28 +17125,31 @@
     </w:lvl>
   </w:abstractNum>
   <w:num w:numId="1" w16cid:durableId="902789961">
-    <w:abstractNumId w:val="7"/>
+    <w:abstractNumId w:val="8"/>
   </w:num>
   <w:num w:numId="2" w16cid:durableId="621769540">
     <w:abstractNumId w:val="1"/>
   </w:num>
   <w:num w:numId="3" w16cid:durableId="427316953">
-    <w:abstractNumId w:val="6"/>
+    <w:abstractNumId w:val="7"/>
   </w:num>
   <w:num w:numId="4" w16cid:durableId="125857516">
     <w:abstractNumId w:val="0"/>
   </w:num>
   <w:num w:numId="5" w16cid:durableId="1443843235">
-    <w:abstractNumId w:val="2"/>
+    <w:abstractNumId w:val="3"/>
   </w:num>
   <w:num w:numId="6" w16cid:durableId="264653817">
+    <w:abstractNumId w:val="6"/>
+  </w:num>
+  <w:num w:numId="7" w16cid:durableId="906843450">
+    <w:abstractNumId w:val="4"/>
+  </w:num>
+  <w:num w:numId="8" w16cid:durableId="20791099">
     <w:abstractNumId w:val="5"/>
   </w:num>
-  <w:num w:numId="7" w16cid:durableId="906843450">
-    <w:abstractNumId w:val="3"/>
-  </w:num>
-  <w:num w:numId="8" w16cid:durableId="20791099">
-    <w:abstractNumId w:val="4"/>
+  <w:num w:numId="9" w16cid:durableId="1504736272">
+    <w:abstractNumId w:val="2"/>
   </w:num>
 </w:numbering>
 </file>
